--- a/extrakty/doc/TC278WG4/extract_14819-3_(2023).docx
+++ b/extrakty/doc/TC278WG4/extract_14819-3_(2023).docx
@@ -577,7 +577,6 @@
           <w:color w:val="000000"/>
           <w:sz w:val="22"/>
           <w:szCs w:val="22"/>
-          <w:u w:val="none"/>
           <w:shd w:fill="auto" w:val="clear"/>
           <w:vertAlign w:val="baseline"/>
           <w:rtl w:val="0"/>
@@ -770,7 +769,7 @@
           <w:vertAlign w:val="baseline"/>
           <w:rtl w:val="0"/>
         </w:rPr>
-        <w:t xml:space="preserve">Souvisící normy</w:t>
+        <w:t xml:space="preserve">1 Předmět normy</w:t>
       </w:r>
     </w:p>
     <w:p>
@@ -817,7 +816,54 @@
           <w:vertAlign w:val="baseline"/>
           <w:rtl w:val="0"/>
         </w:rPr>
-        <w:t xml:space="preserve">Popisovaný dokument uvádí 7 souvisících norem a 2 neveřejné specifikace TISA: EN ISO 14819-1 (kódovací protokol a struktura zprávy), EN ISO 14819-2 (kódy událostí), EN ISO 14819-6 (šifrování a podmíněný přístup), IEC 62106 (soubor) Specifikace rádiového datového systému (RDS) pro rozhlasové vysílání VKV/FM v kmitočtovém pásmu od 64,0 MHz do 108,0 MHz, ISO 14825 Geografické datové soubory (GDF) pro popis silniční sítě, ISO/IEC 8859-15 a ISO/IEC 10646 (kódování znaků), TISA SP13011 (zpětná kompatibilita lokačních tabulek) a TISA SP17005 (pokyny pro slučování dat TMC).</w:t>
+        <w:t xml:space="preserve">Tato kapitola (rozsah 1 odstavec) stanovuje předmět popisovaného dokumentu: pravidla odkazování na polohu pro zprávy kanálu dopravních zpráv (TMC), především pro zprávy RDS-TMC podle protokolu ALERT-C. Pravidla jsou vytvořena modulárně tak, aby je bylo možné v budoucnu rozšířit i na jiné systémy dopravních zpráv, například na výměnné protokoly DATEX a DATEX II.</w:t>
+      </w:r>
+    </w:p>
+    <w:p>
+      <w:pPr>
+        <w:keepNext w:val="0"/>
+        <w:keepLines w:val="0"/>
+        <w:pageBreakBefore w:val="0"/>
+        <w:widowControl w:val="0"/>
+        <w:pBdr>
+          <w:top w:space="0" w:sz="0" w:val="nil"/>
+          <w:left w:space="0" w:sz="0" w:val="nil"/>
+          <w:bottom w:space="0" w:sz="0" w:val="nil"/>
+          <w:right w:space="0" w:sz="0" w:val="nil"/>
+          <w:between w:space="0" w:sz="0" w:val="nil"/>
+        </w:pBdr>
+        <w:shd w:fill="auto" w:val="clear"/>
+        <w:spacing w:after="113" w:before="113" w:line="240" w:lineRule="auto"/>
+        <w:ind w:left="0" w:right="0" w:firstLine="0"/>
+        <w:jc w:val="both"/>
+        <w:rPr>
+          <w:rFonts w:ascii="Arial" w:cs="Arial" w:eastAsia="Arial" w:hAnsi="Arial"/>
+          <w:b w:val="0"/>
+          <w:i w:val="0"/>
+          <w:smallCaps w:val="0"/>
+          <w:strike w:val="0"/>
+          <w:color w:val="000000"/>
+          <w:sz w:val="22"/>
+          <w:szCs w:val="22"/>
+          <w:u w:val="none"/>
+          <w:shd w:fill="auto" w:val="clear"/>
+          <w:vertAlign w:val="baseline"/>
+        </w:rPr>
+      </w:pPr>
+      <w:r>
+        <w:rPr>
+          <w:rFonts w:ascii="Arial" w:cs="Arial" w:eastAsia="Arial" w:hAnsi="Arial"/>
+          <w:smallCaps w:val="0"/>
+          <w:strike w:val="0"/>
+          <w:color w:val="000000"/>
+          <w:sz w:val="22"/>
+          <w:szCs w:val="22"/>
+          <w:u w:val="none"/>
+          <w:shd w:fill="auto" w:val="clear"/>
+          <w:vertAlign w:val="baseline"/>
+          <w:rtl w:val="0"/>
+        </w:rPr>
+        <w:t xml:space="preserve">Popisovaný dokument tedy stanovuje strukturu a význam lokační tabulky pro dopravní informační centra i pro koncová zařízení. Ke kódování poloh sám nestačí: pokrývá základy, kdežto podrobnou metodiku kódování a certifikaci lokačních tabulek vede TISA a distribuuje ji svým členům. U části položek výměnného formátu stanovuje pouze formální stránku – pořadí, název, velikost a typ – nikoli jejich význam a použití.</w:t>
       </w:r>
     </w:p>
     <w:p>
@@ -864,7 +910,7 @@
           <w:vertAlign w:val="baseline"/>
           <w:rtl w:val="0"/>
         </w:rPr>
-        <w:t xml:space="preserve">1 Předmět normy</w:t>
+        <w:t xml:space="preserve">2 Souvisící normy</w:t>
       </w:r>
     </w:p>
     <w:p>
@@ -911,7 +957,54 @@
           <w:vertAlign w:val="baseline"/>
           <w:rtl w:val="0"/>
         </w:rPr>
-        <w:t xml:space="preserve">Tato kapitola (rozsah 1 odstavec) stanovuje předmět popisovaného dokumentu: pravidla odkazování na polohu pro zprávy kanálu dopravních zpráv (TMC), především pro zprávy RDS-TMC podle protokolu ALERT-C. Pravidla jsou vytvořena modulárně tak, aby je bylo možné v budoucnu rozšířit i na jiné systémy dopravních zpráv, například na výměnné protokoly DATEX a DATEX II.</w:t>
+        <w:t xml:space="preserve">Popisovaný dokument uvádí 7 souvisících norem a 2 neveřejné specifikace TISA: EN ISO 14819-1 (kódovací protokol a struktura zprávy), EN ISO 14819-2 (kódy událostí), EN ISO 14819-6 (šifrování a podmíněný přístup), IEC 62106 (soubor) Specifikace rádiového datového systému (RDS) pro rozhlasové vysílání VKV/FM v kmitočtovém pásmu od 64,0 MHz do 108,0 MHz, ISO 14825 Geografické datové soubory (GDF) pro popis silniční sítě, ISO/IEC 8859-15 a ISO/IEC 10646 (kódování znaků), TISA SP13011 (zpětná kompatibilita lokačních tabulek) a TISA SP17005 (pokyny pro slučování dat TMC).</w:t>
+      </w:r>
+    </w:p>
+    <w:p>
+      <w:pPr>
+        <w:keepNext w:val="1"/>
+        <w:keepLines w:val="0"/>
+        <w:pageBreakBefore w:val="0"/>
+        <w:widowControl w:val="0"/>
+        <w:pBdr>
+          <w:top w:space="0" w:sz="0" w:val="nil"/>
+          <w:left w:space="0" w:sz="0" w:val="nil"/>
+          <w:bottom w:space="0" w:sz="0" w:val="nil"/>
+          <w:right w:space="0" w:sz="0" w:val="nil"/>
+          <w:between w:space="0" w:sz="0" w:val="nil"/>
+        </w:pBdr>
+        <w:shd w:fill="auto" w:val="clear"/>
+        <w:spacing w:after="120" w:before="240" w:line="240" w:lineRule="auto"/>
+        <w:ind w:left="0" w:right="0" w:firstLine="0"/>
+        <w:jc w:val="both"/>
+        <w:rPr>
+          <w:rFonts w:ascii="Arial" w:cs="Arial" w:eastAsia="Arial" w:hAnsi="Arial"/>
+          <w:b w:val="1"/>
+          <w:i w:val="0"/>
+          <w:smallCaps w:val="0"/>
+          <w:strike w:val="0"/>
+          <w:color w:val="000000"/>
+          <w:sz w:val="32"/>
+          <w:szCs w:val="32"/>
+          <w:u w:val="none"/>
+          <w:shd w:fill="auto" w:val="clear"/>
+          <w:vertAlign w:val="baseline"/>
+        </w:rPr>
+      </w:pPr>
+      <w:r>
+        <w:rPr>
+          <w:rFonts w:ascii="Arial" w:cs="Arial" w:eastAsia="Arial" w:hAnsi="Arial"/>
+          <w:smallCaps w:val="0"/>
+          <w:strike w:val="0"/>
+          <w:color w:val="000000"/>
+          <w:sz w:val="32"/>
+          <w:szCs w:val="32"/>
+          <w:u w:val="none"/>
+          <w:shd w:fill="auto" w:val="clear"/>
+          <w:vertAlign w:val="baseline"/>
+          <w:rtl w:val="0"/>
+        </w:rPr>
+        <w:t xml:space="preserve">3 Symboly a zkratky</w:t>
       </w:r>
     </w:p>
     <w:p>
@@ -958,54 +1051,7 @@
           <w:vertAlign w:val="baseline"/>
           <w:rtl w:val="0"/>
         </w:rPr>
-        <w:t xml:space="preserve">Popisovaný dokument tedy stanovuje strukturu a význam lokační tabulky pro dopravní informační centra i pro koncová zařízení. Ke kódování poloh sám nestačí: pokrývá základy, kdežto podrobnou metodiku kódování a certifikaci lokačních tabulek vede TISA a distribuuje ji svým členům. U části položek výměnného formátu stanovuje pouze formální stránku – pořadí, název, velikost a typ – nikoli jejich význam a použití.</w:t>
-      </w:r>
-    </w:p>
-    <w:p>
-      <w:pPr>
-        <w:keepNext w:val="1"/>
-        <w:keepLines w:val="0"/>
-        <w:pageBreakBefore w:val="0"/>
-        <w:widowControl w:val="0"/>
-        <w:pBdr>
-          <w:top w:space="0" w:sz="0" w:val="nil"/>
-          <w:left w:space="0" w:sz="0" w:val="nil"/>
-          <w:bottom w:space="0" w:sz="0" w:val="nil"/>
-          <w:right w:space="0" w:sz="0" w:val="nil"/>
-          <w:between w:space="0" w:sz="0" w:val="nil"/>
-        </w:pBdr>
-        <w:shd w:fill="auto" w:val="clear"/>
-        <w:spacing w:after="120" w:before="240" w:line="240" w:lineRule="auto"/>
-        <w:ind w:left="0" w:right="0" w:firstLine="0"/>
-        <w:jc w:val="both"/>
-        <w:rPr>
-          <w:rFonts w:ascii="Arial" w:cs="Arial" w:eastAsia="Arial" w:hAnsi="Arial"/>
-          <w:b w:val="1"/>
-          <w:i w:val="0"/>
-          <w:smallCaps w:val="0"/>
-          <w:strike w:val="0"/>
-          <w:color w:val="000000"/>
-          <w:sz w:val="32"/>
-          <w:szCs w:val="32"/>
-          <w:u w:val="none"/>
-          <w:shd w:fill="auto" w:val="clear"/>
-          <w:vertAlign w:val="baseline"/>
-        </w:rPr>
-      </w:pPr>
-      <w:r>
-        <w:rPr>
-          <w:rFonts w:ascii="Arial" w:cs="Arial" w:eastAsia="Arial" w:hAnsi="Arial"/>
-          <w:smallCaps w:val="0"/>
-          <w:strike w:val="0"/>
-          <w:color w:val="000000"/>
-          <w:sz w:val="32"/>
-          <w:szCs w:val="32"/>
-          <w:u w:val="none"/>
-          <w:shd w:fill="auto" w:val="clear"/>
-          <w:vertAlign w:val="baseline"/>
-          <w:rtl w:val="0"/>
-        </w:rPr>
-        <w:t xml:space="preserve">3 Zkratky</w:t>
+        <w:t xml:space="preserve">Tato kapitola (rozsah 1 strana) obsahuje 20 zkratek použitých v popisovaném dokumentu, z nichž nejdůležitější jsou následující:</w:t>
       </w:r>
     </w:p>
     <w:p>
@@ -1051,8 +1097,70 @@
           <w:shd w:fill="auto" w:val="clear"/>
           <w:vertAlign w:val="baseline"/>
           <w:rtl w:val="0"/>
-        </w:rPr>
-        <w:t xml:space="preserve">Tato kapitola (rozsah 1 strana) obsahuje 20 zkratek použitých v popisovaném dokumentu, z nichž nejdůležitější jsou následující:</w:t>
+          <w:b/>
+        </w:rPr>
+        <w:t xml:space="preserve">ALERT-C</w:t>
+      </w:r>
+      <w:r>
+        <w:rPr>
+          <w:rFonts w:ascii="Arial" w:cs="Arial" w:eastAsia="Arial" w:hAnsi="Arial"/>
+          <w:smallCaps w:val="0"/>
+          <w:strike w:val="0"/>
+          <w:color w:val="000000"/>
+          <w:sz w:val="22"/>
+          <w:szCs w:val="22"/>
+          <w:u w:val="none"/>
+          <w:shd w:fill="auto" w:val="clear"/>
+          <w:vertAlign w:val="baseline"/>
+          <w:rtl w:val="0"/>
+        </w:rPr>
+        <w:tab/>
+      </w:r>
+      <w:r>
+        <w:rPr>
+          <w:rFonts w:ascii="Arial" w:cs="Arial" w:eastAsia="Arial" w:hAnsi="Arial"/>
+          <w:smallCaps w:val="0"/>
+          <w:strike w:val="0"/>
+          <w:color w:val="000000"/>
+          <w:sz w:val="22"/>
+          <w:szCs w:val="22"/>
+          <w:u w:val="none"/>
+          <w:shd w:fill="auto" w:val="clear"/>
+          <w:vertAlign w:val="baseline"/>
+          <w:rtl w:val="0"/>
+        </w:rPr>
+        <w:t xml:space="preserve">doporučení a poloha problému v evropském silničním provozu, verze C (</w:t>
+      </w:r>
+      <w:r>
+        <w:rPr>
+          <w:rFonts w:ascii="Arial" w:cs="Arial" w:eastAsia="Arial" w:hAnsi="Arial"/>
+          <w:smallCaps w:val="0"/>
+          <w:strike w:val="0"/>
+          <w:color w:val="000000"/>
+          <w:sz w:val="22"/>
+          <w:szCs w:val="22"/>
+          <w:u w:val="none"/>
+          <w:shd w:fill="auto" w:val="clear"/>
+          <w:vertAlign w:val="baseline"/>
+          <w:rtl w:val="0"/>
+          <w:i/>
+        </w:rPr>
+        <w:t xml:space="preserve">Advice and problem Location for European Road Traffic, Version C</w:t>
+      </w:r>
+      <w:r>
+        <w:rPr>
+          <w:rFonts w:ascii="Arial" w:cs="Arial" w:eastAsia="Arial" w:hAnsi="Arial"/>
+          <w:smallCaps w:val="0"/>
+          <w:strike w:val="0"/>
+          <w:color w:val="000000"/>
+          <w:sz w:val="22"/>
+          <w:szCs w:val="22"/>
+          <w:u w:val="none"/>
+          <w:shd w:fill="auto" w:val="clear"/>
+          <w:vertAlign w:val="baseline"/>
+          <w:rtl w:val="0"/>
+        </w:rPr>
+        <w:t xml:space="preserve">)</w:t>
       </w:r>
     </w:p>
     <w:p>
@@ -1100,7 +1208,7 @@
           <w:rtl w:val="0"/>
           <w:b/>
         </w:rPr>
-        <w:t xml:space="preserve">ALERT-C</w:t>
+        <w:t xml:space="preserve">LC</w:t>
       </w:r>
       <w:r>
         <w:rPr>
@@ -1130,7 +1238,7 @@
           <w:vertAlign w:val="baseline"/>
           <w:rtl w:val="0"/>
         </w:rPr>
-        <w:t xml:space="preserve">doporučení a poloha problému v evropském silničním provozu, verze C (</w:t>
+        <w:t xml:space="preserve">kód polohy (</w:t>
       </w:r>
       <w:r>
         <w:rPr>
@@ -1146,7 +1254,7 @@
           <w:rtl w:val="0"/>
           <w:i/>
         </w:rPr>
-        <w:t xml:space="preserve">Advice and problem Location for European Road Traffic, Version C</w:t>
+        <w:t xml:space="preserve">Location Code</w:t>
       </w:r>
       <w:r>
         <w:rPr>
@@ -1209,7 +1317,7 @@
           <w:rtl w:val="0"/>
           <w:b/>
         </w:rPr>
-        <w:t xml:space="preserve">LC</w:t>
+        <w:t xml:space="preserve">LTCC</w:t>
       </w:r>
       <w:r>
         <w:rPr>
@@ -1239,7 +1347,7 @@
           <w:vertAlign w:val="baseline"/>
           <w:rtl w:val="0"/>
         </w:rPr>
-        <w:t xml:space="preserve">kód polohy (</w:t>
+        <w:t xml:space="preserve">kód země lokační tabulky (</w:t>
       </w:r>
       <w:r>
         <w:rPr>
@@ -1255,7 +1363,7 @@
           <w:rtl w:val="0"/>
           <w:i/>
         </w:rPr>
-        <w:t xml:space="preserve">Location Code</w:t>
+        <w:t xml:space="preserve">Location Table Country Code</w:t>
       </w:r>
       <w:r>
         <w:rPr>
@@ -1318,7 +1426,7 @@
           <w:rtl w:val="0"/>
           <w:b/>
         </w:rPr>
-        <w:t xml:space="preserve">LTCC</w:t>
+        <w:t xml:space="preserve">LTN</w:t>
       </w:r>
       <w:r>
         <w:rPr>
@@ -1348,7 +1456,7 @@
           <w:vertAlign w:val="baseline"/>
           <w:rtl w:val="0"/>
         </w:rPr>
-        <w:t xml:space="preserve">kód země lokační tabulky (</w:t>
+        <w:t xml:space="preserve">číslo lokační tabulky (</w:t>
       </w:r>
       <w:r>
         <w:rPr>
@@ -1364,7 +1472,7 @@
           <w:rtl w:val="0"/>
           <w:i/>
         </w:rPr>
-        <w:t xml:space="preserve">Location Table Country Code</w:t>
+        <w:t xml:space="preserve">Location Table Number</w:t>
       </w:r>
       <w:r>
         <w:rPr>
@@ -1427,7 +1535,7 @@
           <w:rtl w:val="0"/>
           <w:b/>
         </w:rPr>
-        <w:t xml:space="preserve">LTN</w:t>
+        <w:t xml:space="preserve">GDF</w:t>
       </w:r>
       <w:r>
         <w:rPr>
@@ -1457,7 +1565,7 @@
           <w:vertAlign w:val="baseline"/>
           <w:rtl w:val="0"/>
         </w:rPr>
-        <w:t xml:space="preserve">číslo lokační tabulky (</w:t>
+        <w:t xml:space="preserve">geografické datové soubory (</w:t>
       </w:r>
       <w:r>
         <w:rPr>
@@ -1473,7 +1581,7 @@
           <w:rtl w:val="0"/>
           <w:i/>
         </w:rPr>
-        <w:t xml:space="preserve">Location Table Number</w:t>
+        <w:t xml:space="preserve">Geographic Data Files</w:t>
       </w:r>
       <w:r>
         <w:rPr>
@@ -1536,7 +1644,7 @@
           <w:rtl w:val="0"/>
           <w:b/>
         </w:rPr>
-        <w:t xml:space="preserve">GDF</w:t>
+        <w:t xml:space="preserve">TISA</w:t>
       </w:r>
       <w:r>
         <w:rPr>
@@ -1566,7 +1674,7 @@
           <w:vertAlign w:val="baseline"/>
           <w:rtl w:val="0"/>
         </w:rPr>
-        <w:t xml:space="preserve">geografické datové soubory (</w:t>
+        <w:t xml:space="preserve">Asociace pro dopravní informační služby (</w:t>
       </w:r>
       <w:r>
         <w:rPr>
@@ -1582,7 +1690,7 @@
           <w:rtl w:val="0"/>
           <w:i/>
         </w:rPr>
-        <w:t xml:space="preserve">Geographic Data Files</w:t>
+        <w:t xml:space="preserve">Traveller Information Services Association</w:t>
       </w:r>
       <w:r>
         <w:rPr>
@@ -1645,7 +1753,7 @@
           <w:rtl w:val="0"/>
           <w:b/>
         </w:rPr>
-        <w:t xml:space="preserve">TISA</w:t>
+        <w:t xml:space="preserve">WGS 84</w:t>
       </w:r>
       <w:r>
         <w:rPr>
@@ -1675,7 +1783,7 @@
           <w:vertAlign w:val="baseline"/>
           <w:rtl w:val="0"/>
         </w:rPr>
-        <w:t xml:space="preserve">Asociace pro dopravní informační služby (</w:t>
+        <w:t xml:space="preserve">Světový geodetický systém 1984 (</w:t>
       </w:r>
       <w:r>
         <w:rPr>
@@ -1691,7 +1799,7 @@
           <w:rtl w:val="0"/>
           <w:i/>
         </w:rPr>
-        <w:t xml:space="preserve">Traveller Information Services Association</w:t>
+        <w:t xml:space="preserve">World Geodetic System 1984</w:t>
       </w:r>
       <w:r>
         <w:rPr>
@@ -1752,70 +1860,8 @@
           <w:shd w:fill="auto" w:val="clear"/>
           <w:vertAlign w:val="baseline"/>
           <w:rtl w:val="0"/>
-          <w:b/>
-        </w:rPr>
-        <w:t xml:space="preserve">WGS 84</w:t>
-      </w:r>
-      <w:r>
-        <w:rPr>
-          <w:rFonts w:ascii="Arial" w:cs="Arial" w:eastAsia="Arial" w:hAnsi="Arial"/>
-          <w:smallCaps w:val="0"/>
-          <w:strike w:val="0"/>
-          <w:color w:val="000000"/>
-          <w:sz w:val="22"/>
-          <w:szCs w:val="22"/>
-          <w:u w:val="none"/>
-          <w:shd w:fill="auto" w:val="clear"/>
-          <w:vertAlign w:val="baseline"/>
-          <w:rtl w:val="0"/>
-        </w:rPr>
-        <w:tab/>
-      </w:r>
-      <w:r>
-        <w:rPr>
-          <w:rFonts w:ascii="Arial" w:cs="Arial" w:eastAsia="Arial" w:hAnsi="Arial"/>
-          <w:smallCaps w:val="0"/>
-          <w:strike w:val="0"/>
-          <w:color w:val="000000"/>
-          <w:sz w:val="22"/>
-          <w:szCs w:val="22"/>
-          <w:u w:val="none"/>
-          <w:shd w:fill="auto" w:val="clear"/>
-          <w:vertAlign w:val="baseline"/>
-          <w:rtl w:val="0"/>
-        </w:rPr>
-        <w:t xml:space="preserve">Světový geodetický systém 1984 (</w:t>
-      </w:r>
-      <w:r>
-        <w:rPr>
-          <w:rFonts w:ascii="Arial" w:cs="Arial" w:eastAsia="Arial" w:hAnsi="Arial"/>
-          <w:smallCaps w:val="0"/>
-          <w:strike w:val="0"/>
-          <w:color w:val="000000"/>
-          <w:sz w:val="22"/>
-          <w:szCs w:val="22"/>
-          <w:u w:val="none"/>
-          <w:shd w:fill="auto" w:val="clear"/>
-          <w:vertAlign w:val="baseline"/>
-          <w:rtl w:val="0"/>
-          <w:i/>
-        </w:rPr>
-        <w:t xml:space="preserve">World Geodetic System 1984</w:t>
-      </w:r>
-      <w:r>
-        <w:rPr>
-          <w:rFonts w:ascii="Arial" w:cs="Arial" w:eastAsia="Arial" w:hAnsi="Arial"/>
-          <w:smallCaps w:val="0"/>
-          <w:strike w:val="0"/>
-          <w:color w:val="000000"/>
-          <w:sz w:val="22"/>
-          <w:szCs w:val="22"/>
-          <w:u w:val="none"/>
-          <w:shd w:fill="auto" w:val="clear"/>
-          <w:vertAlign w:val="baseline"/>
-          <w:rtl w:val="0"/>
-        </w:rPr>
-        <w:t xml:space="preserve">)</w:t>
+        </w:rPr>
+        <w:t xml:space="preserve">Popisovaný dokument neobsahuje kapitolu termínů a definic. Pro čtení extraktu jsou podstatné tyto termíny:</w:t>
       </w:r>
     </w:p>
     <w:p>
@@ -1861,8 +1907,70 @@
           <w:shd w:fill="auto" w:val="clear"/>
           <w:vertAlign w:val="baseline"/>
           <w:rtl w:val="0"/>
-        </w:rPr>
-        <w:t xml:space="preserve">Popisovaný dokument neobsahuje kapitolu termínů a definic. Pro čtení extraktu jsou podstatné tyto termíny:</w:t>
+          <w:b/>
+        </w:rPr>
+        <w:t xml:space="preserve">lokační tabulka</w:t>
+      </w:r>
+      <w:r>
+        <w:rPr>
+          <w:rFonts w:ascii="Arial" w:cs="Arial" w:eastAsia="Arial" w:hAnsi="Arial"/>
+          <w:smallCaps w:val="0"/>
+          <w:strike w:val="0"/>
+          <w:color w:val="000000"/>
+          <w:sz w:val="22"/>
+          <w:szCs w:val="22"/>
+          <w:u w:val="none"/>
+          <w:shd w:fill="auto" w:val="clear"/>
+          <w:vertAlign w:val="baseline"/>
+          <w:rtl w:val="0"/>
+        </w:rPr>
+        <w:t xml:space="preserve"> (</w:t>
+      </w:r>
+      <w:r>
+        <w:rPr>
+          <w:rFonts w:ascii="Arial" w:cs="Arial" w:eastAsia="Arial" w:hAnsi="Arial"/>
+          <w:smallCaps w:val="0"/>
+          <w:strike w:val="0"/>
+          <w:color w:val="000000"/>
+          <w:sz w:val="22"/>
+          <w:szCs w:val="22"/>
+          <w:u w:val="none"/>
+          <w:shd w:fill="auto" w:val="clear"/>
+          <w:vertAlign w:val="baseline"/>
+          <w:rtl w:val="0"/>
+          <w:i/>
+        </w:rPr>
+        <w:t xml:space="preserve">location table</w:t>
+      </w:r>
+      <w:r>
+        <w:rPr>
+          <w:rFonts w:ascii="Arial" w:cs="Arial" w:eastAsia="Arial" w:hAnsi="Arial"/>
+          <w:smallCaps w:val="0"/>
+          <w:strike w:val="0"/>
+          <w:color w:val="000000"/>
+          <w:sz w:val="22"/>
+          <w:szCs w:val="22"/>
+          <w:u w:val="none"/>
+          <w:shd w:fill="auto" w:val="clear"/>
+          <w:vertAlign w:val="baseline"/>
+          <w:rtl w:val="0"/>
+        </w:rPr>
+        <w:t xml:space="preserve">) – </w:t>
+      </w:r>
+      <w:r>
+        <w:rPr>
+          <w:rFonts w:ascii="Arial" w:cs="Arial" w:eastAsia="Arial" w:hAnsi="Arial"/>
+          <w:smallCaps w:val="0"/>
+          <w:strike w:val="0"/>
+          <w:color w:val="000000"/>
+          <w:sz w:val="22"/>
+          <w:szCs w:val="22"/>
+          <w:u w:val="none"/>
+          <w:shd w:fill="auto" w:val="clear"/>
+          <w:vertAlign w:val="baseline"/>
+          <w:rtl w:val="0"/>
+        </w:rPr>
+        <w:t xml:space="preserve">tabulka s identifikátory a polohovým popisem předem dohodnutých míst, kterou používá daná služba TMC</w:t>
       </w:r>
     </w:p>
     <w:p>
@@ -1910,7 +2018,7 @@
           <w:rtl w:val="0"/>
           <w:b/>
         </w:rPr>
-        <w:t xml:space="preserve">lokační tabulka</w:t>
+        <w:t xml:space="preserve">lokace</w:t>
       </w:r>
       <w:r>
         <w:rPr>
@@ -1941,7 +2049,7 @@
           <w:rtl w:val="0"/>
           <w:i/>
         </w:rPr>
-        <w:t xml:space="preserve">location table</w:t>
+        <w:t xml:space="preserve">location</w:t>
       </w:r>
       <w:r>
         <w:rPr>
@@ -1971,7 +2079,7 @@
           <w:vertAlign w:val="baseline"/>
           <w:rtl w:val="0"/>
         </w:rPr>
-        <w:t xml:space="preserve">tabulka s identifikátory a polohovým popisem předem dohodnutých míst, kterou používá daná služba TMC</w:t>
+        <w:t xml:space="preserve">jeden záznam lokační tabulky, tedy popis jednoho objektu reálného světa, na který zpráva odkazuje</w:t>
       </w:r>
     </w:p>
     <w:p>
@@ -2019,7 +2127,7 @@
           <w:rtl w:val="0"/>
           <w:b/>
         </w:rPr>
-        <w:t xml:space="preserve">lokace</w:t>
+        <w:t xml:space="preserve">kód polohy</w:t>
       </w:r>
       <w:r>
         <w:rPr>
@@ -2050,7 +2158,7 @@
           <w:rtl w:val="0"/>
           <w:i/>
         </w:rPr>
-        <w:t xml:space="preserve">location</w:t>
+        <w:t xml:space="preserve">location code</w:t>
       </w:r>
       <w:r>
         <w:rPr>
@@ -2080,7 +2188,7 @@
           <w:vertAlign w:val="baseline"/>
           <w:rtl w:val="0"/>
         </w:rPr>
-        <w:t xml:space="preserve">jeden záznam lokační tabulky, tedy popis jednoho objektu reálného světa, na který zpráva odkazuje</w:t>
+        <w:t xml:space="preserve">číslo v rozsahu 1 až 63 487, kterým se lokace ve zprávě adresuje</w:t>
       </w:r>
     </w:p>
     <w:p>
@@ -2128,7 +2236,7 @@
           <w:rtl w:val="0"/>
           <w:b/>
         </w:rPr>
-        <w:t xml:space="preserve">kód polohy</w:t>
+        <w:t xml:space="preserve">primární lokace</w:t>
       </w:r>
       <w:r>
         <w:rPr>
@@ -2159,7 +2267,7 @@
           <w:rtl w:val="0"/>
           <w:i/>
         </w:rPr>
-        <w:t xml:space="preserve">location code</w:t>
+        <w:t xml:space="preserve">primary location</w:t>
       </w:r>
       <w:r>
         <w:rPr>
@@ -2189,7 +2297,7 @@
           <w:vertAlign w:val="baseline"/>
           <w:rtl w:val="0"/>
         </w:rPr>
-        <w:t xml:space="preserve">číslo v rozsahu 1 až 63 487, kterým se lokace ve zprávě adresuje</w:t>
+        <w:t xml:space="preserve">místo, kde se nachází zdroj problému, například místo nehody</w:t>
       </w:r>
     </w:p>
     <w:p>
@@ -2237,7 +2345,7 @@
           <w:rtl w:val="0"/>
           <w:b/>
         </w:rPr>
-        <w:t xml:space="preserve">primární lokace</w:t>
+        <w:t xml:space="preserve">sekundární lokace</w:t>
       </w:r>
       <w:r>
         <w:rPr>
@@ -2268,7 +2376,7 @@
           <w:rtl w:val="0"/>
           <w:i/>
         </w:rPr>
-        <w:t xml:space="preserve">primary location</w:t>
+        <w:t xml:space="preserve">secondary location</w:t>
       </w:r>
       <w:r>
         <w:rPr>
@@ -2298,7 +2406,7 @@
           <w:vertAlign w:val="baseline"/>
           <w:rtl w:val="0"/>
         </w:rPr>
-        <w:t xml:space="preserve">místo, kde se nachází zdroj problému, například místo nehody</w:t>
+        <w:t xml:space="preserve">místo, kde problém končí, například čelo kolony</w:t>
       </w:r>
     </w:p>
     <w:p>
@@ -2346,7 +2454,7 @@
           <w:rtl w:val="0"/>
           <w:b/>
         </w:rPr>
-        <w:t xml:space="preserve">sekundární lokace</w:t>
+        <w:t xml:space="preserve">směr</w:t>
       </w:r>
       <w:r>
         <w:rPr>
@@ -2377,7 +2485,7 @@
           <w:rtl w:val="0"/>
           <w:i/>
         </w:rPr>
-        <w:t xml:space="preserve">secondary location</w:t>
+        <w:t xml:space="preserve">direction</w:t>
       </w:r>
       <w:r>
         <w:rPr>
@@ -2407,7 +2515,7 @@
           <w:vertAlign w:val="baseline"/>
           <w:rtl w:val="0"/>
         </w:rPr>
-        <w:t xml:space="preserve">místo, kde problém končí, například čelo kolony</w:t>
+        <w:t xml:space="preserve">kladný nebo záporný směr silnice; při kladném směru roste kolona v kladném směru silnice, ovlivněn je provoz jedoucí v záporném směru a počet kroků daný rozsahem se odkrokuje sloupcem kladného ofsetu</w:t>
       </w:r>
     </w:p>
     <w:p>
@@ -2449,121 +2557,11 @@
           <w:color w:val="000000"/>
           <w:sz w:val="22"/>
           <w:szCs w:val="22"/>
-          <w:u w:val="none"/>
-          <w:shd w:fill="auto" w:val="clear"/>
-          <w:vertAlign w:val="baseline"/>
-          <w:rtl w:val="0"/>
-          <w:b/>
-        </w:rPr>
-        <w:t xml:space="preserve">směr</w:t>
-      </w:r>
-      <w:r>
-        <w:rPr>
-          <w:rFonts w:ascii="Arial" w:cs="Arial" w:eastAsia="Arial" w:hAnsi="Arial"/>
-          <w:smallCaps w:val="0"/>
-          <w:strike w:val="0"/>
-          <w:color w:val="000000"/>
-          <w:sz w:val="22"/>
-          <w:szCs w:val="22"/>
-          <w:u w:val="none"/>
-          <w:shd w:fill="auto" w:val="clear"/>
-          <w:vertAlign w:val="baseline"/>
-          <w:rtl w:val="0"/>
-        </w:rPr>
-        <w:t xml:space="preserve"> (</w:t>
-      </w:r>
-      <w:r>
-        <w:rPr>
-          <w:rFonts w:ascii="Arial" w:cs="Arial" w:eastAsia="Arial" w:hAnsi="Arial"/>
-          <w:smallCaps w:val="0"/>
-          <w:strike w:val="0"/>
-          <w:color w:val="000000"/>
-          <w:sz w:val="22"/>
-          <w:szCs w:val="22"/>
-          <w:u w:val="none"/>
-          <w:shd w:fill="auto" w:val="clear"/>
-          <w:vertAlign w:val="baseline"/>
-          <w:rtl w:val="0"/>
-          <w:i/>
-        </w:rPr>
-        <w:t xml:space="preserve">direction</w:t>
-      </w:r>
-      <w:r>
-        <w:rPr>
-          <w:rFonts w:ascii="Arial" w:cs="Arial" w:eastAsia="Arial" w:hAnsi="Arial"/>
-          <w:smallCaps w:val="0"/>
-          <w:strike w:val="0"/>
-          <w:color w:val="000000"/>
-          <w:sz w:val="22"/>
-          <w:szCs w:val="22"/>
-          <w:u w:val="none"/>
-          <w:shd w:fill="auto" w:val="clear"/>
-          <w:vertAlign w:val="baseline"/>
-          <w:rtl w:val="0"/>
-        </w:rPr>
-        <w:t xml:space="preserve">) – </w:t>
-      </w:r>
-      <w:r>
-        <w:rPr>
-          <w:rFonts w:ascii="Arial" w:cs="Arial" w:eastAsia="Arial" w:hAnsi="Arial"/>
-          <w:smallCaps w:val="0"/>
-          <w:strike w:val="0"/>
-          <w:color w:val="000000"/>
-          <w:sz w:val="22"/>
-          <w:szCs w:val="22"/>
-          <w:u w:val="none"/>
-          <w:shd w:fill="auto" w:val="clear"/>
-          <w:vertAlign w:val="baseline"/>
-          <w:rtl w:val="0"/>
-        </w:rPr>
-        <w:t xml:space="preserve">kladný nebo záporný směr silnice; při kladném směru roste kolona v kladném směru silnice, ovlivněn je provoz jedoucí v záporném směru a počet kroků daný rozsahem se odkrokuje sloupcem kladného ofsetu</w:t>
-      </w:r>
-    </w:p>
-    <w:p>
-      <w:pPr>
-        <w:keepNext w:val="0"/>
-        <w:keepLines w:val="0"/>
-        <w:pageBreakBefore w:val="0"/>
-        <w:widowControl w:val="0"/>
-        <w:pBdr>
-          <w:top w:space="0" w:sz="0" w:val="nil"/>
-          <w:left w:space="0" w:sz="0" w:val="nil"/>
-          <w:bottom w:space="0" w:sz="0" w:val="nil"/>
-          <w:right w:space="0" w:sz="0" w:val="nil"/>
-          <w:between w:space="0" w:sz="0" w:val="nil"/>
-        </w:pBdr>
-        <w:shd w:fill="auto" w:val="clear"/>
-        <w:spacing w:after="113" w:before="113" w:line="240" w:lineRule="auto"/>
-        <w:ind w:left="0" w:right="0" w:firstLine="0"/>
-        <w:jc w:val="both"/>
-        <w:rPr>
-          <w:rFonts w:ascii="Arial" w:cs="Arial" w:eastAsia="Arial" w:hAnsi="Arial"/>
-          <w:b w:val="0"/>
-          <w:i w:val="0"/>
-          <w:smallCaps w:val="0"/>
-          <w:strike w:val="0"/>
-          <w:color w:val="000000"/>
-          <w:sz w:val="22"/>
-          <w:szCs w:val="22"/>
-          <w:u w:val="none"/>
-          <w:shd w:fill="auto" w:val="clear"/>
-          <w:vertAlign w:val="baseline"/>
-        </w:rPr>
-      </w:pPr>
-      <w:r>
-        <w:rPr>
-          <w:rFonts w:ascii="Arial" w:cs="Arial" w:eastAsia="Arial" w:hAnsi="Arial"/>
-          <w:smallCaps w:val="0"/>
-          <w:strike w:val="0"/>
-          <w:color w:val="000000"/>
-          <w:sz w:val="22"/>
-          <w:szCs w:val="22"/>
-          <w:u w:val="none"/>
-          <w:shd w:fill="auto" w:val="clear"/>
-          <w:vertAlign w:val="baseline"/>
-          <w:rtl w:val="0"/>
-        </w:rPr>
-        <w:t xml:space="preserve">Další termíny a zkratky z oboru ITS jsou obsaženy ve slovníku ITS (&lt;www.ITSterminology.org&gt;).</w:t>
+          <w:shd w:fill="auto" w:val="clear"/>
+          <w:vertAlign w:val="baseline"/>
+          <w:rtl w:val="0"/>
+        </w:rPr>
+        <w:t xml:space="preserve">Další termíny a zkratky z oboru ITS jsou obsaženy ve slovníku ITS terminology (www.ITSterminology.org).</w:t>
       </w:r>
     </w:p>
     <w:p>

--- a/extrakty/doc/TC278WG4/extract_14819-3_(2023).docx
+++ b/extrakty/doc/TC278WG4/extract_14819-3_(2023).docx
@@ -54,7 +54,7 @@
           <w:vertAlign w:val="baseline"/>
           <w:rtl w:val="0"/>
         </w:rPr>
-        <w:t xml:space="preserve">EXTRAKT z české technické normy</w:t>
+        <w:t xml:space="preserve">EXTRAKT z evropské normy</w:t>
       </w:r>
     </w:p>
     <w:p>
@@ -243,7 +243,7 @@
                 <w:vertAlign w:val="baseline"/>
                 <w:rtl w:val="0"/>
               </w:rPr>
-              <w:t xml:space="preserve">ČSN EN ISO 14819-3</w:t>
+              <w:t xml:space="preserve">EN ISO 14819-3</w:t>
               <w:br w:type="textWrapping"/>
             </w:r>
           </w:p>
@@ -293,7 +293,7 @@
                 <w:vertAlign w:val="baseline"/>
                 <w:rtl w:val="0"/>
               </w:rPr>
-              <w:t xml:space="preserve">01 8253</w:t>
+              <w:t xml:space="preserve"/>
             </w:r>
           </w:p>
         </w:tc>
@@ -347,7 +347,7 @@
           <w:vertAlign w:val="baseline"/>
           <w:rtl w:val="0"/>
         </w:rPr>
-        <w:t xml:space="preserve">Vydána 2023, 73 stran</w:t>
+        <w:t xml:space="preserve">Vydána 2021, 77 stran</w:t>
       </w:r>
     </w:p>
     <w:p>
